--- a/paper/hil/main.docx
+++ b/paper/hil/main.docx
@@ -7559,7 +7559,7 @@
         <w:t xml:space="preserve">“</w:t>
       </w:r>
       <w:r>
-        <w:t xml:space="preserve">SmolLM2: when smol goes big.</w:t>
+        <w:t xml:space="preserve">SmolLM2: when smol goes big, data-centric training of a small language model.</w:t>
       </w:r>
       <w:r>
         <w:t xml:space="preserve">”</w:t>
@@ -7568,7 +7568,7 @@
         <w:t xml:space="preserve"> </w:t>
       </w:r>
       <w:r>
-        <w:t xml:space="preserve">Hugging Face, 2024.</w:t>
+        <w:t xml:space="preserve">arXiv:2502.02737, 2025.</w:t>
       </w:r>
       <w:r>
         <w:t xml:space="preserve"> </w:t>
